--- a/data/word_templates/script 7 (1).docx
+++ b/data/word_templates/script 7 (1).docx
@@ -79,6 +79,54 @@
       </w:r>
     </w:p>
     <w:p>
+      <w:pPr>
+        <w:rPr>
+          <w:b/>
+          <w:bCs/>
+        </w:rPr>
+      </w:pPr>
+      <w:r>
+        <w:rPr>
+          <w:b/>
+          <w:bCs/>
+        </w:rPr>
+        <w:t xml:space="preserve">Debt Recovery Officer – </w:t>
+      </w:r>
+      <w:r>
+        <w:rPr>
+          <w:b/>
+          <w:bCs/>
+        </w:rPr>
+        <w:t>Ashley Cole</w:t>
+      </w:r>
+    </w:p>
+    <w:p>
+      <w:r>
+        <w:rPr>
+          <w:rFonts w:ascii="Segoe UI Emoji" w:hAnsi="Segoe UI Emoji" w:cs="Segoe UI Emoji"/>
+        </w:rPr>
+        <w:t>📧</w:t>
+      </w:r>
+      <w:r>
+        <w:t xml:space="preserve"> </w:t>
+      </w:r>
+      <w:r>
+        <w:t xml:space="preserve"> </w:t>
+      </w:r>
+      <w:hyperlink r:id="rId5" w:history="1">
+        <w:r>
+          <w:rPr>
+            <w:rStyle w:val="Hyperlink"/>
+            <w:b/>
+            <w:bCs/>
+            <w:sz w:val="28"/>
+            <w:szCs w:val="28"/>
+          </w:rPr>
+          <w:t>ashleycolledebtcollector@gmail.com</w:t>
+        </w:r>
+      </w:hyperlink>
+    </w:p>
+    <w:p>
       <w:r>
         <w:rPr>
           <w:b/>
@@ -507,6 +555,7 @@
     </w:p>
     <w:p>
       <w:r>
+        <w:lastRenderedPageBreak/>
         <w:t xml:space="preserve">Please note: </w:t>
       </w:r>
       <w:r>
@@ -537,74 +586,70 @@
         <w:t>Notice of Intent to Litigate</w:t>
       </w:r>
       <w:r>
+        <w:t xml:space="preserve"> will be issued. At that stage, additional legal processing fees and statutory interest may be applied, and the matter may be filed in your local jurisdiction.</w:t>
+      </w:r>
+    </w:p>
+    <w:p>
+      <w:r>
+        <w:t xml:space="preserve">Furthermore, your </w:t>
+      </w:r>
+      <w:r>
+        <w:rPr>
+          <w:b/>
+          <w:bCs/>
+        </w:rPr>
+        <w:t>non-compliance may be reported to credit bureaus</w:t>
+      </w:r>
+      <w:r>
+        <w:t>, potentially affecting your creditworthiness for up to seven years.</w:t>
+      </w:r>
+    </w:p>
+    <w:p>
+      <w:r>
+        <w:t>We strongly encourage you to avoid this escalation and work with us toward a swift resolution. Paramount Recovery Bureau offers flexible payment solutions and is willing to assist you within reasonable parameters.</w:t>
+      </w:r>
+    </w:p>
+    <w:p>
+      <w:r>
+        <w:t>For immediate resolution or to initiate a payment arrangement, contact our Recovery Team directly:</w:t>
+      </w:r>
+    </w:p>
+    <w:p>
+      <w:pPr>
+        <w:rPr>
+          <w:b/>
+          <w:bCs/>
+        </w:rPr>
+      </w:pPr>
+      <w:r>
+        <w:rPr>
+          <w:b/>
+          <w:bCs/>
+        </w:rPr>
+        <w:t xml:space="preserve">Debt Recovery Officer – </w:t>
+      </w:r>
+      <w:r>
+        <w:rPr>
+          <w:b/>
+          <w:bCs/>
+        </w:rPr>
+        <w:t>Ashley Cole</w:t>
+      </w:r>
+    </w:p>
+    <w:p>
+      <w:r>
+        <w:rPr>
+          <w:rFonts w:ascii="Segoe UI Emoji" w:hAnsi="Segoe UI Emoji" w:cs="Segoe UI Emoji"/>
+        </w:rPr>
+        <w:t>📧</w:t>
+      </w:r>
+      <w:r>
         <w:t xml:space="preserve"> </w:t>
       </w:r>
       <w:r>
-        <w:lastRenderedPageBreak/>
-        <w:t>will be issued. At that stage, additional legal processing fees and statutory interest may be applied, and the matter may be filed in your local jurisdiction.</w:t>
-      </w:r>
-    </w:p>
-    <w:p>
-      <w:r>
-        <w:t xml:space="preserve">Furthermore, your </w:t>
-      </w:r>
-      <w:r>
-        <w:rPr>
-          <w:b/>
-          <w:bCs/>
-        </w:rPr>
-        <w:t>non-compliance may be reported to credit bureaus</w:t>
-      </w:r>
-      <w:r>
-        <w:t>, potentially affecting your creditworthiness for up to seven years.</w:t>
-      </w:r>
-    </w:p>
-    <w:p>
-      <w:r>
-        <w:t>We strongly encourage you to avoid this escalation and work with us toward a swift resolution. Paramount Recovery Bureau offers flexible payment solutions and is willing to assist you within reasonable parameters.</w:t>
-      </w:r>
-    </w:p>
-    <w:p>
-      <w:r>
-        <w:t>For immediate resolution or to initiate a payment arrangement, contact our Recovery Team directly:</w:t>
-      </w:r>
-    </w:p>
-    <w:p>
-      <w:pPr>
-        <w:rPr>
-          <w:b/>
-          <w:bCs/>
-        </w:rPr>
-      </w:pPr>
-      <w:r>
-        <w:rPr>
-          <w:b/>
-          <w:bCs/>
-        </w:rPr>
-        <w:t xml:space="preserve">Debt Recovery Officer – </w:t>
-      </w:r>
-      <w:r>
-        <w:rPr>
-          <w:b/>
-          <w:bCs/>
-        </w:rPr>
-        <w:t>Ashley Cole</w:t>
-      </w:r>
-    </w:p>
-    <w:p>
-      <w:r>
-        <w:rPr>
-          <w:rFonts w:ascii="Segoe UI Emoji" w:hAnsi="Segoe UI Emoji" w:cs="Segoe UI Emoji"/>
-        </w:rPr>
-        <w:t>📧</w:t>
-      </w:r>
-      <w:r>
         <w:t xml:space="preserve"> </w:t>
       </w:r>
-      <w:r>
-        <w:t xml:space="preserve"> </w:t>
-      </w:r>
-      <w:hyperlink r:id="rId5" w:history="1">
+      <w:hyperlink r:id="rId6" w:history="1">
         <w:r>
           <w:rPr>
             <w:rStyle w:val="Hyperlink"/>
